--- a/Fase 2/Evidencias Proyecto/Manuales/SIGMA_Manual_EP20_Importación_y_carga_inicial_de_datos.docx
+++ b/Fase 2/Evidencias Proyecto/Manuales/SIGMA_Manual_EP20_Importación_y_carga_inicial_de_datos.docx
@@ -211,12 +211,13 @@
             <w:tcW w:type="dxa" w:w="6803"/>
           </w:tcPr>
           <w:p>
-            <w:r/>
+            <w:r>
+              <w:t>2.0 · 16-10-2026</w:t>
+            </w:r>
             <w:r>
               <w:rPr>
                 <w:sz w:val="20"/>
               </w:rPr>
-              <w:t>1.1 · 02-10-2026</w:t>
             </w:r>
           </w:p>
         </w:tc>
@@ -226,6 +227,242 @@
       <w:pPr>
         <w:spacing w:after="40"/>
       </w:pPr>
+    </w:p>
+    <w:p>
+      <w:pPr>
+        <w:pStyle w:val="Heading1"/>
+      </w:pPr>
+      <w:r>
+        <w:t>Novedades de la versión 2.0 · 16-10-2026</w:t>
+      </w:r>
+    </w:p>
+    <w:p>
+      <w:pPr/>
+      <w:r>
+        <w:t>Este manual se revisó contra la pantalla real. Lo que cambió desde la versión 1.1:</w:t>
+      </w:r>
+    </w:p>
+    <w:p>
+      <w:pPr/>
+      <w:r>
+        <w:t xml:space="preserve">•  La carga inicial se hace en el </w:t>
+      </w:r>
+      <w:r>
+        <w:rPr>
+          <w:b/>
+        </w:rPr>
+        <w:t>Centro de carga de datos</w:t>
+      </w:r>
+      <w:r>
+        <w:t xml:space="preserve"> (Utilidades › Carga de datos), con </w:t>
+      </w:r>
+      <w:r>
+        <w:rPr>
+          <w:b/>
+        </w:rPr>
+        <w:t>tres módulos</w:t>
+      </w:r>
+      <w:r>
+        <w:t xml:space="preserve">: </w:t>
+      </w:r>
+      <w:r>
+        <w:rPr>
+          <w:b/>
+        </w:rPr>
+        <w:t>Inventario</w:t>
+      </w:r>
+      <w:r>
+        <w:t xml:space="preserve">, </w:t>
+      </w:r>
+      <w:r>
+        <w:rPr>
+          <w:b/>
+        </w:rPr>
+        <w:t>Activos</w:t>
+      </w:r>
+      <w:r>
+        <w:t xml:space="preserve"> y </w:t>
+      </w:r>
+      <w:r>
+        <w:rPr>
+          <w:b/>
+        </w:rPr>
+        <w:t>Mantenimiento</w:t>
+      </w:r>
+      <w:r>
+        <w:t xml:space="preserve"> (frecuencias, tareas, checklists con sus campos, planes, hitos, actividades y equipos).</w:t>
+      </w:r>
+    </w:p>
+    <w:p>
+      <w:pPr/>
+      <w:r>
+        <w:t xml:space="preserve">•  El asistente tiene tres pasos: </w:t>
+      </w:r>
+      <w:r>
+        <w:rPr>
+          <w:b/>
+        </w:rPr>
+        <w:t>descargar la plantilla</w:t>
+      </w:r>
+      <w:r>
+        <w:t xml:space="preserve"> (con hojas de ayuda de la empresa), </w:t>
+      </w:r>
+      <w:r>
+        <w:rPr>
+          <w:b/>
+        </w:rPr>
+        <w:t>subir la planilla</w:t>
+      </w:r>
+      <w:r>
+        <w:t xml:space="preserve"> y </w:t>
+      </w:r>
+      <w:r>
+        <w:rPr>
+          <w:b/>
+        </w:rPr>
+        <w:t>revisar y cargar</w:t>
+      </w:r>
+      <w:r>
+        <w:t xml:space="preserve">. </w:t>
+      </w:r>
+      <w:r>
+        <w:rPr>
+          <w:b/>
+        </w:rPr>
+        <w:t>Revisar</w:t>
+      </w:r>
+      <w:r>
+        <w:t xml:space="preserve"> dice qué pasará con cada fila (crear, actualizar o error) </w:t>
+      </w:r>
+      <w:r>
+        <w:rPr>
+          <w:b/>
+        </w:rPr>
+        <w:t>sin escribir nada</w:t>
+      </w:r>
+      <w:r>
+        <w:t>; después se carga lo ya revisado sin volver a subir el archivo.</w:t>
+      </w:r>
+    </w:p>
+    <w:p>
+      <w:pPr/>
+      <w:r>
+        <w:t xml:space="preserve">•  Las celdas ambiguas se resuelven en la propia revisión: cada error indica </w:t>
+      </w:r>
+      <w:r>
+        <w:rPr>
+          <w:b/>
+        </w:rPr>
+        <w:t>hoja, fila, columna, valor y motivo</w:t>
+      </w:r>
+      <w:r>
+        <w:t xml:space="preserve"> y se descarga en Excel; una fila mala </w:t>
+      </w:r>
+      <w:r>
+        <w:rPr>
+          <w:b/>
+        </w:rPr>
+        <w:t>no detiene</w:t>
+      </w:r>
+      <w:r>
+        <w:t xml:space="preserve"> la carga.</w:t>
+      </w:r>
+    </w:p>
+    <w:p>
+      <w:pPr/>
+      <w:r>
+        <w:t xml:space="preserve">•  El </w:t>
+      </w:r>
+      <w:r>
+        <w:rPr>
+          <w:b/>
+        </w:rPr>
+        <w:t>historial de cargas</w:t>
+      </w:r>
+      <w:r>
+        <w:t xml:space="preserve"> guarda cada revisión y carga, y </w:t>
+      </w:r>
+      <w:r>
+        <w:rPr>
+          <w:b/>
+        </w:rPr>
+        <w:t>Alertar un problema</w:t>
+      </w:r>
+      <w:r>
+        <w:t xml:space="preserve"> deja al equipo el contexto de una carga que falló.</w:t>
+      </w:r>
+    </w:p>
+    <w:p>
+      <w:pPr/>
+      <w:r>
+        <w:t xml:space="preserve">•  Los planes pueden quedar </w:t>
+      </w:r>
+      <w:r>
+        <w:rPr>
+          <w:b/>
+        </w:rPr>
+        <w:t>activos al cargar</w:t>
+      </w:r>
+      <w:r>
+        <w:t xml:space="preserve"> (</w:t>
+      </w:r>
+      <w:r>
+        <w:rPr>
+          <w:rFonts w:ascii="Consolas" w:hAnsi="Consolas"/>
+        </w:rPr>
+        <w:t>ACTIVAR = SI</w:t>
+      </w:r>
+      <w:r>
+        <w:t xml:space="preserve">); el job de ocurrencias y OT automáticas corre </w:t>
+      </w:r>
+      <w:r>
+        <w:rPr>
+          <w:b/>
+        </w:rPr>
+        <w:t>cada hora</w:t>
+      </w:r>
+      <w:r>
+        <w:t>.</w:t>
+      </w:r>
+    </w:p>
+    <w:p>
+      <w:pPr/>
+      <w:r>
+        <w:rPr>
+          <w:b/>
+        </w:rPr>
+        <w:t>Recorrido paso a paso con capturas de pantalla:</w:t>
+      </w:r>
+      <w:r>
+        <w:t xml:space="preserve"> ver </w:t>
+      </w:r>
+      <w:r>
+        <w:rPr>
+          <w:rFonts w:ascii="Consolas" w:hAnsi="Consolas"/>
+        </w:rPr>
+        <w:t>SIGMA_Flujo_Activos.docx (sección 8) y SIGMA_Flujo_Inventario.docx (sección 10)</w:t>
+      </w:r>
+      <w:r>
+        <w:t xml:space="preserve"> en la carpeta </w:t>
+      </w:r>
+      <w:r>
+        <w:rPr>
+          <w:rFonts w:ascii="Consolas" w:hAnsi="Consolas"/>
+        </w:rPr>
+        <w:t>Manuales/Flujos</w:t>
+      </w:r>
+      <w:r>
+        <w:t xml:space="preserve">. Si una pantalla difiere de lo descrito en la sección 3, </w:t>
+      </w:r>
+      <w:r>
+        <w:rPr>
+          <w:b/>
+        </w:rPr>
+        <w:t>prevalece el manual de flujo</w:t>
+      </w:r>
+      <w:r>
+        <w:t>.</w:t>
+      </w:r>
     </w:p>
     <w:p>
       <w:pPr>
@@ -441,20 +678,6 @@
         <w:t>2. Cómo llegar</w:t>
       </w:r>
     </w:p>
-    <w:p>
-      <w:pPr>
-        <w:spacing w:after="80"/>
-      </w:pPr>
-      <w:r>
-        <w:rPr>
-          <w:b w:val="0"/>
-          <w:i w:val="0"/>
-          <w:color w:val="555555"/>
-          <w:sz w:val="20"/>
-        </w:rPr>
-        <w:t>Estas otras no están en el menú: se abren desde las anteriores, al pulsar un botón o al elegir una fila.</w:t>
-      </w:r>
-    </w:p>
     <w:tbl>
       <w:tblPr>
         <w:tblW w:type="auto" w:w="0"/>
@@ -481,13 +704,14 @@
             <w:shd w:val="clear" w:color="auto" w:fill="E8E5F7"/>
           </w:tcPr>
           <w:p>
-            <w:r/>
+            <w:r>
+              <w:t>Pantalla</w:t>
+            </w:r>
             <w:r>
               <w:rPr>
                 <w:b/>
                 <w:sz w:val="18"/>
               </w:rPr>
-              <w:t>Pantalla</w:t>
             </w:r>
           </w:p>
         </w:tc>
@@ -497,13 +721,14 @@
             <w:shd w:val="clear" w:color="auto" w:fill="E8E5F7"/>
           </w:tcPr>
           <w:p>
-            <w:r/>
+            <w:r>
+              <w:t>Dónde está (menú lateral)</w:t>
+            </w:r>
             <w:r>
               <w:rPr>
                 <w:b/>
                 <w:sz w:val="18"/>
               </w:rPr>
-              <w:t>Se abre desde</w:t>
             </w:r>
           </w:p>
         </w:tc>
@@ -513,13 +738,14 @@
             <w:shd w:val="clear" w:color="auto" w:fill="E8E5F7"/>
           </w:tcPr>
           <w:p>
-            <w:r/>
+            <w:r>
+              <w:t>Qué trae</w:t>
+            </w:r>
             <w:r>
               <w:rPr>
                 <w:b/>
                 <w:sz w:val="18"/>
               </w:rPr>
-              <w:t>Pestañas que tiene</w:t>
             </w:r>
           </w:p>
         </w:tc>
@@ -530,12 +756,13 @@
             <w:tcW w:type="dxa" w:w="2551"/>
           </w:tcPr>
           <w:p>
-            <w:r/>
+            <w:r>
+              <w:t>Centro de carga de datos</w:t>
+            </w:r>
             <w:r>
               <w:rPr>
                 <w:sz w:val="18"/>
               </w:rPr>
-              <w:t>Carga masiva de activos</w:t>
             </w:r>
           </w:p>
         </w:tc>
@@ -544,12 +771,13 @@
             <w:tcW w:type="dxa" w:w="3969"/>
           </w:tcPr>
           <w:p>
-            <w:r/>
+            <w:r>
+              <w:t>Utilidades › Carga de datos</w:t>
+            </w:r>
             <w:r>
               <w:rPr>
                 <w:sz w:val="18"/>
               </w:rPr>
-              <w:t>Control de activos › Carga masiva de activos</w:t>
             </w:r>
           </w:p>
         </w:tc>
@@ -558,12 +786,13 @@
             <w:tcW w:type="dxa" w:w="3118"/>
           </w:tcPr>
           <w:p>
-            <w:r/>
+            <w:r>
+              <w:t>Tarjetas de módulo, asistente de tres pasos, resultado de la revisión e historial</w:t>
+            </w:r>
             <w:r>
               <w:rPr>
                 <w:sz w:val="18"/>
               </w:rPr>
-              <w:t>—</w:t>
             </w:r>
           </w:p>
         </w:tc>
@@ -574,12 +803,13 @@
             <w:tcW w:type="dxa" w:w="2551"/>
           </w:tcPr>
           <w:p>
-            <w:r/>
+            <w:r>
+              <w:t>Módulo Inventario</w:t>
+            </w:r>
             <w:r>
               <w:rPr>
                 <w:sz w:val="18"/>
               </w:rPr>
-              <w:t>Planes de mantenimiento</w:t>
             </w:r>
           </w:p>
         </w:tc>
@@ -588,12 +818,13 @@
             <w:tcW w:type="dxa" w:w="3969"/>
           </w:tcPr>
           <w:p>
-            <w:r/>
+            <w:r>
+              <w:t>Carga de datos › tarjeta Inventario</w:t>
+            </w:r>
             <w:r>
               <w:rPr>
                 <w:sz w:val="18"/>
               </w:rPr>
-              <w:t>Centro de Mantenimiento › Planificación › Planes de mantenimiento</w:t>
             </w:r>
           </w:p>
         </w:tc>
@@ -602,12 +833,13 @@
             <w:tcW w:type="dxa" w:w="3118"/>
           </w:tcPr>
           <w:p>
-            <w:r/>
+            <w:r>
+              <w:t>6 hojas: bodegas, racks, repuestos, umbrales, stock inicial y compatibilidades</w:t>
+            </w:r>
             <w:r>
               <w:rPr>
                 <w:sz w:val="18"/>
               </w:rPr>
-              <w:t>—</w:t>
             </w:r>
           </w:p>
         </w:tc>
@@ -618,12 +850,13 @@
             <w:tcW w:type="dxa" w:w="2551"/>
           </w:tcPr>
           <w:p>
-            <w:r/>
+            <w:r>
+              <w:t>Módulo Activos</w:t>
+            </w:r>
             <w:r>
               <w:rPr>
                 <w:sz w:val="18"/>
               </w:rPr>
-              <w:t>Carga masiva de planes</w:t>
             </w:r>
           </w:p>
         </w:tc>
@@ -632,12 +865,13 @@
             <w:tcW w:type="dxa" w:w="3969"/>
           </w:tcPr>
           <w:p>
-            <w:r/>
+            <w:r>
+              <w:t>Carga de datos › tarjeta Activos</w:t>
+            </w:r>
             <w:r>
               <w:rPr>
                 <w:sz w:val="18"/>
               </w:rPr>
-              <w:t>Centro de Mantenimiento › Planificación › Carga masiva de planes</w:t>
             </w:r>
           </w:p>
         </w:tc>
@@ -646,12 +880,107 @@
             <w:tcW w:type="dxa" w:w="3118"/>
           </w:tcPr>
           <w:p>
-            <w:r/>
+            <w:r>
+              <w:t>6 hojas: activos, datos técnicos, componentes, variables, medidores y repuestos compatibles</w:t>
+            </w:r>
             <w:r>
               <w:rPr>
                 <w:sz w:val="18"/>
               </w:rPr>
-              <w:t>—</w:t>
+            </w:r>
+          </w:p>
+        </w:tc>
+      </w:tr>
+      <w:tr>
+        <w:tc>
+          <w:tcPr>
+            <w:tcW w:type="dxa" w:w="2551"/>
+          </w:tcPr>
+          <w:p>
+            <w:r>
+              <w:t>Módulo Mantenimiento</w:t>
+            </w:r>
+            <w:r>
+              <w:rPr>
+                <w:sz w:val="18"/>
+              </w:rPr>
+            </w:r>
+          </w:p>
+        </w:tc>
+        <w:tc>
+          <w:tcPr>
+            <w:tcW w:type="dxa" w:w="3969"/>
+          </w:tcPr>
+          <w:p>
+            <w:r>
+              <w:t>Carga de datos › tarjeta Mantenimiento</w:t>
+            </w:r>
+            <w:r>
+              <w:rPr>
+                <w:sz w:val="18"/>
+              </w:rPr>
+            </w:r>
+          </w:p>
+        </w:tc>
+        <w:tc>
+          <w:tcPr>
+            <w:tcW w:type="dxa" w:w="3118"/>
+          </w:tcPr>
+          <w:p>
+            <w:r>
+              <w:t>10 hojas: frecuencias, tareas, checklists, planes, hitos, actividades y equipos</w:t>
+            </w:r>
+            <w:r>
+              <w:rPr>
+                <w:sz w:val="18"/>
+              </w:rPr>
+            </w:r>
+          </w:p>
+        </w:tc>
+      </w:tr>
+      <w:tr>
+        <w:tc>
+          <w:tcPr>
+            <w:tcW w:type="dxa" w:w="2551"/>
+          </w:tcPr>
+          <w:p>
+            <w:r>
+              <w:t>Importar desde Excel (atajo)</w:t>
+            </w:r>
+            <w:r>
+              <w:rPr>
+                <w:sz w:val="18"/>
+              </w:rPr>
+            </w:r>
+          </w:p>
+        </w:tc>
+        <w:tc>
+          <w:tcPr>
+            <w:tcW w:type="dxa" w:w="3969"/>
+          </w:tcPr>
+          <w:p>
+            <w:r>
+              <w:t>Centro de activos / Centro de repuestos › Importar o exportar</w:t>
+            </w:r>
+            <w:r>
+              <w:rPr>
+                <w:sz w:val="18"/>
+              </w:rPr>
+            </w:r>
+          </w:p>
+        </w:tc>
+        <w:tc>
+          <w:tcPr>
+            <w:tcW w:type="dxa" w:w="3118"/>
+          </w:tcPr>
+          <w:p>
+            <w:r>
+              <w:t>Abre el módulo correspondiente</w:t>
+            </w:r>
+            <w:r>
+              <w:rPr>
+                <w:sz w:val="18"/>
+              </w:rPr>
             </w:r>
           </w:p>
         </w:tc>
@@ -668,6 +997,36 @@
       </w:pPr>
       <w:r>
         <w:t>3. Operaciones, paso a paso</w:t>
+      </w:r>
+    </w:p>
+    <w:p>
+      <w:pPr/>
+      <w:r>
+        <w:rPr>
+          <w:b/>
+        </w:rPr>
+        <w:t>Aviso de la versión 2.0:</w:t>
+      </w:r>
+      <w:r>
+        <w:t xml:space="preserve"> los pasos de esta sección describen las operaciones del backlog. Las pantallas actuales y sus capturas están en </w:t>
+      </w:r>
+      <w:r>
+        <w:rPr>
+          <w:rFonts w:ascii="Consolas" w:hAnsi="Consolas"/>
+        </w:rPr>
+        <w:t>SIGMA_Flujo_Activos.docx (sección 8) y SIGMA_Flujo_Inventario.docx (sección 10)</w:t>
+      </w:r>
+      <w:r>
+        <w:t xml:space="preserve">; si hay diferencias, </w:t>
+      </w:r>
+      <w:r>
+        <w:rPr>
+          <w:b/>
+        </w:rPr>
+        <w:t>prevalece el manual de flujo</w:t>
+      </w:r>
+      <w:r>
+        <w:t>.</w:t>
       </w:r>
     </w:p>
     <w:p>
